--- a/docx/descriptive/stats-original.docx
+++ b/docx/descriptive/stats-original.docx
@@ -13,7 +13,7 @@
         <w:gridCol w:w="1181"/>
         <w:gridCol w:w="1181"/>
         <w:gridCol w:w="1621"/>
-        <w:gridCol w:w="1695"/>
+        <w:gridCol w:w="1818"/>
       </w:tblGrid>
       <w:tr>
         <w:trPr>
@@ -689,7 +689,7 @@
                 <w:szCs w:val="22"/>
                 <w:color w:val="000000"/>
               </w:rPr>
-              <w:t xml:space="preserve">5,063.44</w:t>
+              <w:t xml:space="preserve">3,103.06</w:t>
             </w:r>
           </w:p>
         </w:tc>
@@ -915,7 +915,7 @@
                 <w:szCs w:val="22"/>
                 <w:color w:val="000000"/>
               </w:rPr>
-              <w:t xml:space="preserve">2,962.20</w:t>
+              <w:t xml:space="preserve">2,383.74</w:t>
             </w:r>
           </w:p>
         </w:tc>
@@ -1141,7 +1141,7 @@
                 <w:szCs w:val="22"/>
                 <w:color w:val="000000"/>
               </w:rPr>
-              <w:t xml:space="preserve">8,774,620.28</w:t>
+              <w:t xml:space="preserve">5,682,233.88</w:t>
             </w:r>
           </w:p>
         </w:tc>
@@ -1367,7 +1367,7 @@
                 <w:szCs w:val="22"/>
                 <w:color w:val="000000"/>
               </w:rPr>
-              <w:t xml:space="preserve">987.40</w:t>
+              <w:t xml:space="preserve">794.58</w:t>
             </w:r>
           </w:p>
         </w:tc>
@@ -1593,14 +1593,14 @@
                 <w:szCs w:val="22"/>
                 <w:color w:val="000000"/>
               </w:rPr>
-              <w:t xml:space="preserve">58.50</w:t>
+              <w:t xml:space="preserve">76.82</w:t>
             </w:r>
           </w:p>
         </w:tc>
       </w:tr>
       <w:tr>
         <w:trPr>
-          <w:trHeight w:val="569" w:hRule="auto"/>
+          <w:trHeight w:val="598" w:hRule="auto"/>
         </w:trPr>
         body 7
         <w:tc>
@@ -1819,7 +1819,7 @@
                 <w:szCs w:val="22"/>
                 <w:color w:val="000000"/>
               </w:rPr>
-              <w:t xml:space="preserve">282.00</w:t>
+              <w:t xml:space="preserve">1,229.04</w:t>
             </w:r>
           </w:p>
         </w:tc>
@@ -2045,7 +2045,7 @@
                 <w:szCs w:val="22"/>
                 <w:color w:val="000000"/>
               </w:rPr>
-              <w:t xml:space="preserve">10,210.00</w:t>
+              <w:t xml:space="preserve">8,810.80</w:t>
             </w:r>
           </w:p>
         </w:tc>
@@ -2271,7 +2271,233 @@
                 <w:szCs w:val="22"/>
                 <w:color w:val="000000"/>
               </w:rPr>
-              <w:t xml:space="preserve">4,795.00</w:t>
+              <w:t xml:space="preserve">2,319.99</w:t>
+            </w:r>
+          </w:p>
+        </w:tc>
+      </w:tr>
+      <w:tr>
+        <w:trPr>
+          <w:trHeight w:val="598" w:hRule="auto"/>
+        </w:trPr>
+        body10
+        <w:tc>
+          <w:tcPr>
+            <w:tcBorders>
+              <w:bottom w:val="single" w:sz="6" w:space="0" w:color="666666"/>
+              <w:top w:val="single" w:sz="6" w:space="0" w:color="666666"/>
+              <w:left w:val="none" w:sz="0" w:space="0" w:color="000000"/>
+              <w:right w:val="none" w:sz="0" w:space="0" w:color="000000"/>
+            </w:tcBorders>
+            <w:shd w:val="clear" w:color="auto" w:fill="FFFFFF"/>
+            <w:tcMar>
+              <w:top w:w="0" w:type="dxa"/>
+              <w:bottom w:w="0" w:type="dxa"/>
+              <w:left w:w="0" w:type="dxa"/>
+              <w:right w:w="0" w:type="dxa"/>
+            </w:tcMar>
+            <w:vAlign w:val="center"/>
+          </w:tcPr>
+          <w:p>
+            <w:pPr>
+              <w:pStyle w:val="Normal"/>
+              <w:jc w:val="left"/>
+              <w:pBdr>
+                <w:bottom w:val="none" w:sz="0" w:space="0" w:color="000000"/>
+                <w:top w:val="none" w:sz="0" w:space="0" w:color="000000"/>
+                <w:left w:val="none" w:sz="0" w:space="0" w:color="000000"/>
+                <w:right w:val="none" w:sz="0" w:space="0" w:color="000000"/>
+              </w:pBdr>
+              <w:spacing w:after="100" w:before="100" w:line="240"/>
+              <w:ind w:left="100" w:right="100" w:firstLine="0" w:firstLineChars="0"/>
+            </w:pPr>
+            <w:r>
+              <w:rPr>
+                <w:rFonts w:ascii="Helvetica" w:hAnsi="Helvetica" w:eastAsia="Helvetica" w:cs="Helvetica"/>
+                <w:i w:val="false"/>
+                <w:b w:val="false"/>
+                <w:u w:val="none"/>
+                <w:sz w:val="22"/>
+                <w:szCs w:val="22"/>
+                <w:color w:val="000000"/>
+              </w:rPr>
+              <w:t xml:space="preserve">MT</w:t>
+            </w:r>
+          </w:p>
+        </w:tc>
+        <w:tc>
+          <w:tcPr>
+            <w:tcBorders>
+              <w:bottom w:val="single" w:sz="6" w:space="0" w:color="666666"/>
+              <w:top w:val="single" w:sz="6" w:space="0" w:color="666666"/>
+              <w:left w:val="none" w:sz="0" w:space="0" w:color="000000"/>
+              <w:right w:val="none" w:sz="0" w:space="0" w:color="000000"/>
+            </w:tcBorders>
+            <w:shd w:val="clear" w:color="auto" w:fill="FFFFFF"/>
+            <w:tcMar>
+              <w:top w:w="0" w:type="dxa"/>
+              <w:bottom w:w="0" w:type="dxa"/>
+              <w:left w:w="0" w:type="dxa"/>
+              <w:right w:w="0" w:type="dxa"/>
+            </w:tcMar>
+            <w:vAlign w:val="center"/>
+          </w:tcPr>
+          <w:p>
+            <w:pPr>
+              <w:pStyle w:val="Normal"/>
+              <w:jc w:val="left"/>
+              <w:pBdr>
+                <w:bottom w:val="none" w:sz="0" w:space="0" w:color="000000"/>
+                <w:top w:val="none" w:sz="0" w:space="0" w:color="000000"/>
+                <w:left w:val="none" w:sz="0" w:space="0" w:color="000000"/>
+                <w:right w:val="none" w:sz="0" w:space="0" w:color="000000"/>
+              </w:pBdr>
+              <w:spacing w:after="100" w:before="100" w:line="240"/>
+              <w:ind w:left="100" w:right="100" w:firstLine="0" w:firstLineChars="0"/>
+            </w:pPr>
+            <w:r>
+              <w:rPr>
+                <w:rFonts w:ascii="Helvetica" w:hAnsi="Helvetica" w:eastAsia="Helvetica" w:cs="Helvetica"/>
+                <w:i w:val="false"/>
+                <w:b w:val="false"/>
+                <w:u w:val="none"/>
+                <w:sz w:val="22"/>
+                <w:szCs w:val="22"/>
+                <w:color w:val="000000"/>
+              </w:rPr>
+              <w:t xml:space="preserve">Q1</w:t>
+            </w:r>
+          </w:p>
+        </w:tc>
+        <w:tc>
+          <w:tcPr>
+            <w:tcBorders>
+              <w:bottom w:val="single" w:sz="6" w:space="0" w:color="666666"/>
+              <w:top w:val="single" w:sz="6" w:space="0" w:color="666666"/>
+              <w:left w:val="none" w:sz="0" w:space="0" w:color="000000"/>
+              <w:right w:val="none" w:sz="0" w:space="0" w:color="000000"/>
+            </w:tcBorders>
+            <w:shd w:val="clear" w:color="auto" w:fill="FFFFFF"/>
+            <w:tcMar>
+              <w:top w:w="0" w:type="dxa"/>
+              <w:bottom w:w="0" w:type="dxa"/>
+              <w:left w:w="0" w:type="dxa"/>
+              <w:right w:w="0" w:type="dxa"/>
+            </w:tcMar>
+            <w:vAlign w:val="center"/>
+          </w:tcPr>
+          <w:p>
+            <w:pPr>
+              <w:pStyle w:val="Normal"/>
+              <w:jc w:val="right"/>
+              <w:pBdr>
+                <w:bottom w:val="none" w:sz="0" w:space="0" w:color="000000"/>
+                <w:top w:val="none" w:sz="0" w:space="0" w:color="000000"/>
+                <w:left w:val="none" w:sz="0" w:space="0" w:color="000000"/>
+                <w:right w:val="none" w:sz="0" w:space="0" w:color="000000"/>
+              </w:pBdr>
+              <w:spacing w:after="100" w:before="100" w:line="240"/>
+              <w:ind w:left="100" w:right="100" w:firstLine="0" w:firstLineChars="0"/>
+            </w:pPr>
+            <w:r>
+              <w:rPr>
+                <w:rFonts w:ascii="Helvetica" w:hAnsi="Helvetica" w:eastAsia="Helvetica" w:cs="Helvetica"/>
+                <w:i w:val="false"/>
+                <w:b w:val="false"/>
+                <w:u w:val="none"/>
+                <w:sz w:val="22"/>
+                <w:szCs w:val="22"/>
+                <w:color w:val="000000"/>
+              </w:rPr>
+              <w:t xml:space="preserve">1.19</w:t>
+            </w:r>
+          </w:p>
+        </w:tc>
+        <w:tc>
+          <w:tcPr>
+            <w:tcBorders>
+              <w:bottom w:val="single" w:sz="6" w:space="0" w:color="666666"/>
+              <w:top w:val="single" w:sz="6" w:space="0" w:color="666666"/>
+              <w:left w:val="none" w:sz="0" w:space="0" w:color="000000"/>
+              <w:right w:val="none" w:sz="0" w:space="0" w:color="000000"/>
+            </w:tcBorders>
+            <w:shd w:val="clear" w:color="auto" w:fill="FFFFFF"/>
+            <w:tcMar>
+              <w:top w:w="0" w:type="dxa"/>
+              <w:bottom w:w="0" w:type="dxa"/>
+              <w:left w:w="0" w:type="dxa"/>
+              <w:right w:w="0" w:type="dxa"/>
+            </w:tcMar>
+            <w:vAlign w:val="center"/>
+          </w:tcPr>
+          <w:p>
+            <w:pPr>
+              <w:pStyle w:val="Normal"/>
+              <w:jc w:val="right"/>
+              <w:pBdr>
+                <w:bottom w:val="none" w:sz="0" w:space="0" w:color="000000"/>
+                <w:top w:val="none" w:sz="0" w:space="0" w:color="000000"/>
+                <w:left w:val="none" w:sz="0" w:space="0" w:color="000000"/>
+                <w:right w:val="none" w:sz="0" w:space="0" w:color="000000"/>
+              </w:pBdr>
+              <w:spacing w:after="100" w:before="100" w:line="240"/>
+              <w:ind w:left="100" w:right="100" w:firstLine="0" w:firstLineChars="0"/>
+            </w:pPr>
+            <w:r>
+              <w:rPr>
+                <w:rFonts w:ascii="Helvetica" w:hAnsi="Helvetica" w:eastAsia="Helvetica" w:cs="Helvetica"/>
+                <w:i w:val="false"/>
+                <w:b w:val="false"/>
+                <w:u w:val="none"/>
+                <w:sz w:val="22"/>
+                <w:szCs w:val="22"/>
+                <w:color w:val="000000"/>
+              </w:rPr>
+              <w:t xml:space="preserve">1.35</w:t>
+            </w:r>
+          </w:p>
+        </w:tc>
+        <w:tc>
+          <w:tcPr>
+            <w:tcBorders>
+              <w:bottom w:val="single" w:sz="6" w:space="0" w:color="666666"/>
+              <w:top w:val="single" w:sz="6" w:space="0" w:color="666666"/>
+              <w:left w:val="none" w:sz="0" w:space="0" w:color="000000"/>
+              <w:right w:val="none" w:sz="0" w:space="0" w:color="000000"/>
+            </w:tcBorders>
+            <w:shd w:val="clear" w:color="auto" w:fill="FFFFFF"/>
+            <w:tcMar>
+              <w:top w:w="0" w:type="dxa"/>
+              <w:bottom w:w="0" w:type="dxa"/>
+              <w:left w:w="0" w:type="dxa"/>
+              <w:right w:w="0" w:type="dxa"/>
+            </w:tcMar>
+            <w:vAlign w:val="center"/>
+          </w:tcPr>
+          <w:p>
+            <w:pPr>
+              <w:pStyle w:val="Normal"/>
+              <w:jc w:val="right"/>
+              <w:pBdr>
+                <w:bottom w:val="none" w:sz="0" w:space="0" w:color="000000"/>
+                <w:top w:val="none" w:sz="0" w:space="0" w:color="000000"/>
+                <w:left w:val="none" w:sz="0" w:space="0" w:color="000000"/>
+                <w:right w:val="none" w:sz="0" w:space="0" w:color="000000"/>
+              </w:pBdr>
+              <w:spacing w:after="100" w:before="100" w:line="240"/>
+              <w:ind w:left="100" w:right="100" w:firstLine="0" w:firstLineChars="0"/>
+            </w:pPr>
+            <w:r>
+              <w:rPr>
+                <w:rFonts w:ascii="Helvetica" w:hAnsi="Helvetica" w:eastAsia="Helvetica" w:cs="Helvetica"/>
+                <w:i w:val="false"/>
+                <w:b w:val="false"/>
+                <w:u w:val="none"/>
+                <w:sz w:val="22"/>
+                <w:szCs w:val="22"/>
+                <w:color w:val="000000"/>
+              </w:rPr>
+              <w:t xml:space="preserve">1,416.18</w:t>
             </w:r>
           </w:p>
         </w:tc>
@@ -2280,7 +2506,7 @@
         <w:trPr>
           <w:trHeight w:val="597" w:hRule="auto"/>
         </w:trPr>
-        body10
+        body11
         <w:tc>
           <w:tcPr>
             <w:tcBorders>
@@ -2365,232 +2591,6 @@
                 <w:szCs w:val="22"/>
                 <w:color w:val="000000"/>
               </w:rPr>
-              <w:t xml:space="preserve">Q1</w:t>
-            </w:r>
-          </w:p>
-        </w:tc>
-        <w:tc>
-          <w:tcPr>
-            <w:tcBorders>
-              <w:bottom w:val="single" w:sz="6" w:space="0" w:color="666666"/>
-              <w:top w:val="single" w:sz="6" w:space="0" w:color="666666"/>
-              <w:left w:val="none" w:sz="0" w:space="0" w:color="000000"/>
-              <w:right w:val="none" w:sz="0" w:space="0" w:color="000000"/>
-            </w:tcBorders>
-            <w:shd w:val="clear" w:color="auto" w:fill="FFFFFF"/>
-            <w:tcMar>
-              <w:top w:w="0" w:type="dxa"/>
-              <w:bottom w:w="0" w:type="dxa"/>
-              <w:left w:w="0" w:type="dxa"/>
-              <w:right w:w="0" w:type="dxa"/>
-            </w:tcMar>
-            <w:vAlign w:val="center"/>
-          </w:tcPr>
-          <w:p>
-            <w:pPr>
-              <w:pStyle w:val="Normal"/>
-              <w:jc w:val="right"/>
-              <w:pBdr>
-                <w:bottom w:val="none" w:sz="0" w:space="0" w:color="000000"/>
-                <w:top w:val="none" w:sz="0" w:space="0" w:color="000000"/>
-                <w:left w:val="none" w:sz="0" w:space="0" w:color="000000"/>
-                <w:right w:val="none" w:sz="0" w:space="0" w:color="000000"/>
-              </w:pBdr>
-              <w:spacing w:after="100" w:before="100" w:line="240"/>
-              <w:ind w:left="100" w:right="100" w:firstLine="0" w:firstLineChars="0"/>
-            </w:pPr>
-            <w:r>
-              <w:rPr>
-                <w:rFonts w:ascii="Helvetica" w:hAnsi="Helvetica" w:eastAsia="Helvetica" w:cs="Helvetica"/>
-                <w:i w:val="false"/>
-                <w:b w:val="false"/>
-                <w:u w:val="none"/>
-                <w:sz w:val="22"/>
-                <w:szCs w:val="22"/>
-                <w:color w:val="000000"/>
-              </w:rPr>
-              <w:t xml:space="preserve">1.19</w:t>
-            </w:r>
-          </w:p>
-        </w:tc>
-        <w:tc>
-          <w:tcPr>
-            <w:tcBorders>
-              <w:bottom w:val="single" w:sz="6" w:space="0" w:color="666666"/>
-              <w:top w:val="single" w:sz="6" w:space="0" w:color="666666"/>
-              <w:left w:val="none" w:sz="0" w:space="0" w:color="000000"/>
-              <w:right w:val="none" w:sz="0" w:space="0" w:color="000000"/>
-            </w:tcBorders>
-            <w:shd w:val="clear" w:color="auto" w:fill="FFFFFF"/>
-            <w:tcMar>
-              <w:top w:w="0" w:type="dxa"/>
-              <w:bottom w:w="0" w:type="dxa"/>
-              <w:left w:w="0" w:type="dxa"/>
-              <w:right w:w="0" w:type="dxa"/>
-            </w:tcMar>
-            <w:vAlign w:val="center"/>
-          </w:tcPr>
-          <w:p>
-            <w:pPr>
-              <w:pStyle w:val="Normal"/>
-              <w:jc w:val="right"/>
-              <w:pBdr>
-                <w:bottom w:val="none" w:sz="0" w:space="0" w:color="000000"/>
-                <w:top w:val="none" w:sz="0" w:space="0" w:color="000000"/>
-                <w:left w:val="none" w:sz="0" w:space="0" w:color="000000"/>
-                <w:right w:val="none" w:sz="0" w:space="0" w:color="000000"/>
-              </w:pBdr>
-              <w:spacing w:after="100" w:before="100" w:line="240"/>
-              <w:ind w:left="100" w:right="100" w:firstLine="0" w:firstLineChars="0"/>
-            </w:pPr>
-            <w:r>
-              <w:rPr>
-                <w:rFonts w:ascii="Helvetica" w:hAnsi="Helvetica" w:eastAsia="Helvetica" w:cs="Helvetica"/>
-                <w:i w:val="false"/>
-                <w:b w:val="false"/>
-                <w:u w:val="none"/>
-                <w:sz w:val="22"/>
-                <w:szCs w:val="22"/>
-                <w:color w:val="000000"/>
-              </w:rPr>
-              <w:t xml:space="preserve">1.35</w:t>
-            </w:r>
-          </w:p>
-        </w:tc>
-        <w:tc>
-          <w:tcPr>
-            <w:tcBorders>
-              <w:bottom w:val="single" w:sz="6" w:space="0" w:color="666666"/>
-              <w:top w:val="single" w:sz="6" w:space="0" w:color="666666"/>
-              <w:left w:val="none" w:sz="0" w:space="0" w:color="000000"/>
-              <w:right w:val="none" w:sz="0" w:space="0" w:color="000000"/>
-            </w:tcBorders>
-            <w:shd w:val="clear" w:color="auto" w:fill="FFFFFF"/>
-            <w:tcMar>
-              <w:top w:w="0" w:type="dxa"/>
-              <w:bottom w:w="0" w:type="dxa"/>
-              <w:left w:w="0" w:type="dxa"/>
-              <w:right w:w="0" w:type="dxa"/>
-            </w:tcMar>
-            <w:vAlign w:val="center"/>
-          </w:tcPr>
-          <w:p>
-            <w:pPr>
-              <w:pStyle w:val="Normal"/>
-              <w:jc w:val="right"/>
-              <w:pBdr>
-                <w:bottom w:val="none" w:sz="0" w:space="0" w:color="000000"/>
-                <w:top w:val="none" w:sz="0" w:space="0" w:color="000000"/>
-                <w:left w:val="none" w:sz="0" w:space="0" w:color="000000"/>
-                <w:right w:val="none" w:sz="0" w:space="0" w:color="000000"/>
-              </w:pBdr>
-              <w:spacing w:after="100" w:before="100" w:line="240"/>
-              <w:ind w:left="100" w:right="100" w:firstLine="0" w:firstLineChars="0"/>
-            </w:pPr>
-            <w:r>
-              <w:rPr>
-                <w:rFonts w:ascii="Helvetica" w:hAnsi="Helvetica" w:eastAsia="Helvetica" w:cs="Helvetica"/>
-                <w:i w:val="false"/>
-                <w:b w:val="false"/>
-                <w:u w:val="none"/>
-                <w:sz w:val="22"/>
-                <w:szCs w:val="22"/>
-                <w:color w:val="000000"/>
-              </w:rPr>
-              <w:t xml:space="preserve">3,355.00</w:t>
-            </w:r>
-          </w:p>
-        </w:tc>
-      </w:tr>
-      <w:tr>
-        <w:trPr>
-          <w:trHeight w:val="598" w:hRule="auto"/>
-        </w:trPr>
-        body11
-        <w:tc>
-          <w:tcPr>
-            <w:tcBorders>
-              <w:bottom w:val="single" w:sz="6" w:space="0" w:color="666666"/>
-              <w:top w:val="single" w:sz="6" w:space="0" w:color="666666"/>
-              <w:left w:val="none" w:sz="0" w:space="0" w:color="000000"/>
-              <w:right w:val="none" w:sz="0" w:space="0" w:color="000000"/>
-            </w:tcBorders>
-            <w:shd w:val="clear" w:color="auto" w:fill="FFFFFF"/>
-            <w:tcMar>
-              <w:top w:w="0" w:type="dxa"/>
-              <w:bottom w:w="0" w:type="dxa"/>
-              <w:left w:w="0" w:type="dxa"/>
-              <w:right w:w="0" w:type="dxa"/>
-            </w:tcMar>
-            <w:vAlign w:val="center"/>
-          </w:tcPr>
-          <w:p>
-            <w:pPr>
-              <w:pStyle w:val="Normal"/>
-              <w:jc w:val="left"/>
-              <w:pBdr>
-                <w:bottom w:val="none" w:sz="0" w:space="0" w:color="000000"/>
-                <w:top w:val="none" w:sz="0" w:space="0" w:color="000000"/>
-                <w:left w:val="none" w:sz="0" w:space="0" w:color="000000"/>
-                <w:right w:val="none" w:sz="0" w:space="0" w:color="000000"/>
-              </w:pBdr>
-              <w:spacing w:after="100" w:before="100" w:line="240"/>
-              <w:ind w:left="100" w:right="100" w:firstLine="0" w:firstLineChars="0"/>
-            </w:pPr>
-            <w:r>
-              <w:rPr>
-                <w:rFonts w:ascii="Helvetica" w:hAnsi="Helvetica" w:eastAsia="Helvetica" w:cs="Helvetica"/>
-                <w:i w:val="false"/>
-                <w:b w:val="false"/>
-                <w:u w:val="none"/>
-                <w:sz w:val="22"/>
-                <w:szCs w:val="22"/>
-                <w:color w:val="000000"/>
-              </w:rPr>
-              <w:t xml:space="preserve">MT</w:t>
-            </w:r>
-          </w:p>
-        </w:tc>
-        <w:tc>
-          <w:tcPr>
-            <w:tcBorders>
-              <w:bottom w:val="single" w:sz="6" w:space="0" w:color="666666"/>
-              <w:top w:val="single" w:sz="6" w:space="0" w:color="666666"/>
-              <w:left w:val="none" w:sz="0" w:space="0" w:color="000000"/>
-              <w:right w:val="none" w:sz="0" w:space="0" w:color="000000"/>
-            </w:tcBorders>
-            <w:shd w:val="clear" w:color="auto" w:fill="FFFFFF"/>
-            <w:tcMar>
-              <w:top w:w="0" w:type="dxa"/>
-              <w:bottom w:w="0" w:type="dxa"/>
-              <w:left w:w="0" w:type="dxa"/>
-              <w:right w:w="0" w:type="dxa"/>
-            </w:tcMar>
-            <w:vAlign w:val="center"/>
-          </w:tcPr>
-          <w:p>
-            <w:pPr>
-              <w:pStyle w:val="Normal"/>
-              <w:jc w:val="left"/>
-              <w:pBdr>
-                <w:bottom w:val="none" w:sz="0" w:space="0" w:color="000000"/>
-                <w:top w:val="none" w:sz="0" w:space="0" w:color="000000"/>
-                <w:left w:val="none" w:sz="0" w:space="0" w:color="000000"/>
-                <w:right w:val="none" w:sz="0" w:space="0" w:color="000000"/>
-              </w:pBdr>
-              <w:spacing w:after="100" w:before="100" w:line="240"/>
-              <w:ind w:left="100" w:right="100" w:firstLine="0" w:firstLineChars="0"/>
-            </w:pPr>
-            <w:r>
-              <w:rPr>
-                <w:rFonts w:ascii="Helvetica" w:hAnsi="Helvetica" w:eastAsia="Helvetica" w:cs="Helvetica"/>
-                <w:i w:val="false"/>
-                <w:b w:val="false"/>
-                <w:u w:val="none"/>
-                <w:sz w:val="22"/>
-                <w:szCs w:val="22"/>
-                <w:color w:val="000000"/>
-              </w:rPr>
               <w:t xml:space="preserve">Q3</w:t>
             </w:r>
           </w:p>
@@ -2723,7 +2723,7 @@
                 <w:szCs w:val="22"/>
                 <w:color w:val="000000"/>
               </w:rPr>
-              <w:t xml:space="preserve">6,388.00</w:t>
+              <w:t xml:space="preserve">3,703.70</w:t>
             </w:r>
           </w:p>
         </w:tc>
@@ -2949,7 +2949,7 @@
                 <w:szCs w:val="22"/>
                 <w:color w:val="000000"/>
               </w:rPr>
-              <w:t xml:space="preserve">0.18</w:t>
+              <w:t xml:space="preserve">1.40</w:t>
             </w:r>
           </w:p>
         </w:tc>
@@ -3401,7 +3401,7 @@
                 <w:szCs w:val="22"/>
                 <w:color w:val="000000"/>
               </w:rPr>
-              <w:t xml:space="preserve">2,134.66</w:t>
+              <w:t xml:space="preserve">6,611.00</w:t>
             </w:r>
           </w:p>
         </w:tc>
@@ -3627,7 +3627,7 @@
                 <w:szCs w:val="22"/>
                 <w:color w:val="000000"/>
               </w:rPr>
-              <w:t xml:space="preserve">1,298.40</w:t>
+              <w:t xml:space="preserve">3,698.65</w:t>
             </w:r>
           </w:p>
         </w:tc>
@@ -3853,14 +3853,14 @@
                 <w:szCs w:val="22"/>
                 <w:color w:val="000000"/>
               </w:rPr>
-              <w:t xml:space="preserve">1,685,845.99</w:t>
+              <w:t xml:space="preserve">13,679,984.50</w:t>
             </w:r>
           </w:p>
         </w:tc>
       </w:tr>
       <w:tr>
         <w:trPr>
-          <w:trHeight w:val="577" w:hRule="auto"/>
+          <w:trHeight w:val="598" w:hRule="auto"/>
         </w:trPr>
         body17
         <w:tc>
@@ -4079,7 +4079,7 @@
                 <w:szCs w:val="22"/>
                 <w:color w:val="000000"/>
               </w:rPr>
-              <w:t xml:space="preserve">432.80</w:t>
+              <w:t xml:space="preserve">1,232.88</w:t>
             </w:r>
           </w:p>
         </w:tc>
@@ -4305,14 +4305,14 @@
                 <w:szCs w:val="22"/>
                 <w:color w:val="000000"/>
               </w:rPr>
-              <w:t xml:space="preserve">60.82</w:t>
+              <w:t xml:space="preserve">55.95</w:t>
             </w:r>
           </w:p>
         </w:tc>
       </w:tr>
       <w:tr>
         <w:trPr>
-          <w:trHeight w:val="569" w:hRule="auto"/>
+          <w:trHeight w:val="598" w:hRule="auto"/>
         </w:trPr>
         body19
         <w:tc>
@@ -4531,7 +4531,7 @@
                 <w:szCs w:val="22"/>
                 <w:color w:val="000000"/>
               </w:rPr>
-              <w:t xml:space="preserve">95.17</w:t>
+              <w:t xml:space="preserve">3,129.00</w:t>
             </w:r>
           </w:p>
         </w:tc>
@@ -4757,7 +4757,7 @@
                 <w:szCs w:val="22"/>
                 <w:color w:val="000000"/>
               </w:rPr>
-              <w:t xml:space="preserve">4,306.60</w:t>
+              <w:t xml:space="preserve">14,210.00</w:t>
             </w:r>
           </w:p>
         </w:tc>
@@ -4983,7 +4983,7 @@
                 <w:szCs w:val="22"/>
                 <w:color w:val="000000"/>
               </w:rPr>
-              <w:t xml:space="preserve">2,085.60</w:t>
+              <w:t xml:space="preserve">5,833.00</w:t>
             </w:r>
           </w:p>
         </w:tc>
@@ -5209,7 +5209,7 @@
                 <w:szCs w:val="22"/>
                 <w:color w:val="000000"/>
               </w:rPr>
-              <w:t xml:space="preserve">1,414.60</w:t>
+              <w:t xml:space="preserve">3,475.00</w:t>
             </w:r>
           </w:p>
         </w:tc>
@@ -5435,7 +5435,7 @@
                 <w:szCs w:val="22"/>
                 <w:color w:val="000000"/>
               </w:rPr>
-              <w:t xml:space="preserve">2,641.04</w:t>
+              <w:t xml:space="preserve">8,104.00</w:t>
             </w:r>
           </w:p>
         </w:tc>
@@ -5661,7 +5661,7 @@
                 <w:szCs w:val="22"/>
                 <w:color w:val="000000"/>
               </w:rPr>
-              <w:t xml:space="preserve">0.22</w:t>
+              <w:t xml:space="preserve">0.82</w:t>
             </w:r>
           </w:p>
         </w:tc>
@@ -6113,7 +6113,7 @@
                 <w:szCs w:val="22"/>
                 <w:color w:val="000000"/>
               </w:rPr>
-              <w:t xml:space="preserve">2,114.44</w:t>
+              <w:t xml:space="preserve">3,116.00</w:t>
             </w:r>
           </w:p>
         </w:tc>
@@ -6339,7 +6339,7 @@
                 <w:szCs w:val="22"/>
                 <w:color w:val="000000"/>
               </w:rPr>
-              <w:t xml:space="preserve">1,392.79</w:t>
+              <w:t xml:space="preserve">2,538.08</w:t>
             </w:r>
           </w:p>
         </w:tc>
@@ -6565,7 +6565,7 @@
                 <w:szCs w:val="22"/>
                 <w:color w:val="000000"/>
               </w:rPr>
-              <w:t xml:space="preserve">1,939,875.78</w:t>
+              <w:t xml:space="preserve">6,441,868.00</w:t>
             </w:r>
           </w:p>
         </w:tc>
@@ -6791,7 +6791,7 @@
                 <w:szCs w:val="22"/>
                 <w:color w:val="000000"/>
               </w:rPr>
-              <w:t xml:space="preserve">464.26</w:t>
+              <w:t xml:space="preserve">846.03</w:t>
             </w:r>
           </w:p>
         </w:tc>
@@ -7017,14 +7017,14 @@
                 <w:szCs w:val="22"/>
                 <w:color w:val="000000"/>
               </w:rPr>
-              <w:t xml:space="preserve">65.87</w:t>
+              <w:t xml:space="preserve">81.45</w:t>
             </w:r>
           </w:p>
         </w:tc>
       </w:tr>
       <w:tr>
         <w:trPr>
-          <w:trHeight w:val="577" w:hRule="auto"/>
+          <w:trHeight w:val="598" w:hRule="auto"/>
         </w:trPr>
         body31
         <w:tc>
@@ -7243,7 +7243,7 @@
                 <w:szCs w:val="22"/>
                 <w:color w:val="000000"/>
               </w:rPr>
-              <w:t xml:space="preserve">106.00</w:t>
+              <w:t xml:space="preserve">1,180.00</w:t>
             </w:r>
           </w:p>
         </w:tc>
@@ -7469,7 +7469,7 @@
                 <w:szCs w:val="22"/>
                 <w:color w:val="000000"/>
               </w:rPr>
-              <w:t xml:space="preserve">4,640.00</w:t>
+              <w:t xml:space="preserve">9,120.00</w:t>
             </w:r>
           </w:p>
         </w:tc>
@@ -7695,14 +7695,14 @@
                 <w:szCs w:val="22"/>
                 <w:color w:val="000000"/>
               </w:rPr>
-              <w:t xml:space="preserve">2,000.00</w:t>
+              <w:t xml:space="preserve">2,176.00</w:t>
             </w:r>
           </w:p>
         </w:tc>
       </w:tr>
       <w:tr>
         <w:trPr>
-          <w:trHeight w:val="598" w:hRule="auto"/>
+          <w:trHeight w:val="597" w:hRule="auto"/>
         </w:trPr>
         body34
         <w:tc>
@@ -7921,7 +7921,7 @@
                 <w:szCs w:val="22"/>
                 <w:color w:val="000000"/>
               </w:rPr>
-              <w:t xml:space="preserve">1,268.00</w:t>
+              <w:t xml:space="preserve">1,300.00</w:t>
             </w:r>
           </w:p>
         </w:tc>
@@ -8147,7 +8147,7 @@
                 <w:szCs w:val="22"/>
                 <w:color w:val="000000"/>
               </w:rPr>
-              <w:t xml:space="preserve">2,648.00</w:t>
+              <w:t xml:space="preserve">3,712.00</w:t>
             </w:r>
           </w:p>
         </w:tc>
@@ -8373,7 +8373,7 @@
                 <w:szCs w:val="22"/>
                 <w:color w:val="000000"/>
               </w:rPr>
-              <w:t xml:space="preserve">0.42</w:t>
+              <w:t xml:space="preserve">1.35</w:t>
             </w:r>
           </w:p>
         </w:tc>
@@ -8825,7 +8825,7 @@
                 <w:szCs w:val="22"/>
                 <w:color w:val="000000"/>
               </w:rPr>
-              <w:t xml:space="preserve">2,000.63</w:t>
+              <w:t xml:space="preserve">2,742.66</w:t>
             </w:r>
           </w:p>
         </w:tc>
@@ -9051,7 +9051,7 @@
                 <w:szCs w:val="22"/>
                 <w:color w:val="000000"/>
               </w:rPr>
-              <w:t xml:space="preserve">1,232.03</w:t>
+              <w:t xml:space="preserve">1,828.92</w:t>
             </w:r>
           </w:p>
         </w:tc>
@@ -9277,7 +9277,7 @@
                 <w:szCs w:val="22"/>
                 <w:color w:val="000000"/>
               </w:rPr>
-              <w:t xml:space="preserve">1,517,908.15</w:t>
+              <w:t xml:space="preserve">3,344,955.44</w:t>
             </w:r>
           </w:p>
         </w:tc>
@@ -9503,7 +9503,7 @@
                 <w:szCs w:val="22"/>
                 <w:color w:val="000000"/>
               </w:rPr>
-              <w:t xml:space="preserve">410.68</w:t>
+              <w:t xml:space="preserve">609.64</w:t>
             </w:r>
           </w:p>
         </w:tc>
@@ -9729,14 +9729,14 @@
                 <w:szCs w:val="22"/>
                 <w:color w:val="000000"/>
               </w:rPr>
-              <w:t xml:space="preserve">61.58</w:t>
+              <w:t xml:space="preserve">66.68</w:t>
             </w:r>
           </w:p>
         </w:tc>
       </w:tr>
       <w:tr>
         <w:trPr>
-          <w:trHeight w:val="577" w:hRule="auto"/>
+          <w:trHeight w:val="598" w:hRule="auto"/>
         </w:trPr>
         body43
         <w:tc>
@@ -9955,7 +9955,7 @@
                 <w:szCs w:val="22"/>
                 <w:color w:val="000000"/>
               </w:rPr>
-              <w:t xml:space="preserve">126.81</w:t>
+              <w:t xml:space="preserve">1,123.47</w:t>
             </w:r>
           </w:p>
         </w:tc>
@@ -10181,7 +10181,7 @@
                 <w:szCs w:val="22"/>
                 <w:color w:val="000000"/>
               </w:rPr>
-              <w:t xml:space="preserve">4,009.20</w:t>
+              <w:t xml:space="preserve">6,805.12</w:t>
             </w:r>
           </w:p>
         </w:tc>
@@ -10407,7 +10407,7 @@
                 <w:szCs w:val="22"/>
                 <w:color w:val="000000"/>
               </w:rPr>
-              <w:t xml:space="preserve">1,929.37</w:t>
+              <w:t xml:space="preserve">2,148.79</w:t>
             </w:r>
           </w:p>
         </w:tc>
@@ -10633,7 +10633,7 @@
                 <w:szCs w:val="22"/>
                 <w:color w:val="000000"/>
               </w:rPr>
-              <w:t xml:space="preserve">1,283.04</w:t>
+              <w:t xml:space="preserve">1,295.10</w:t>
             </w:r>
           </w:p>
         </w:tc>
@@ -10859,7 +10859,7 @@
                 <w:szCs w:val="22"/>
                 <w:color w:val="000000"/>
               </w:rPr>
-              <w:t xml:space="preserve">2,493.87</w:t>
+              <w:t xml:space="preserve">3,596.02</w:t>
             </w:r>
           </w:p>
         </w:tc>
@@ -11085,7 +11085,7 @@
                 <w:szCs w:val="22"/>
                 <w:color w:val="000000"/>
               </w:rPr>
-              <w:t xml:space="preserve">0.26</w:t>
+              <w:t xml:space="preserve">1.06</w:t>
             </w:r>
           </w:p>
         </w:tc>
@@ -11537,7 +11537,7 @@
                 <w:szCs w:val="22"/>
                 <w:color w:val="000000"/>
               </w:rPr>
-              <w:t xml:space="preserve">7.49</w:t>
+              <w:t xml:space="preserve">7.46</w:t>
             </w:r>
           </w:p>
         </w:tc>
@@ -12441,7 +12441,7 @@
                 <w:szCs w:val="22"/>
                 <w:color w:val="000000"/>
               </w:rPr>
-              <w:t xml:space="preserve">3.32</w:t>
+              <w:t xml:space="preserve">3.35</w:t>
             </w:r>
           </w:p>
         </w:tc>
@@ -13119,7 +13119,7 @@
                 <w:szCs w:val="22"/>
                 <w:color w:val="000000"/>
               </w:rPr>
-              <w:t xml:space="preserve">7.54</w:t>
+              <w:t xml:space="preserve">7.36</w:t>
             </w:r>
           </w:p>
         </w:tc>
@@ -13797,7 +13797,7 @@
                 <w:szCs w:val="22"/>
                 <w:color w:val="000000"/>
               </w:rPr>
-              <w:t xml:space="preserve">0.09</w:t>
+              <w:t xml:space="preserve">0.37</w:t>
             </w:r>
           </w:p>
         </w:tc>
@@ -14249,7 +14249,7 @@
                 <w:szCs w:val="22"/>
                 <w:color w:val="000000"/>
               </w:rPr>
-              <w:t xml:space="preserve">7.19</w:t>
+              <w:t xml:space="preserve">10.01</w:t>
             </w:r>
           </w:p>
         </w:tc>
@@ -14475,7 +14475,7 @@
                 <w:szCs w:val="22"/>
                 <w:color w:val="000000"/>
               </w:rPr>
-              <w:t xml:space="preserve">3.74</w:t>
+              <w:t xml:space="preserve">6.63</w:t>
             </w:r>
           </w:p>
         </w:tc>
@@ -14701,7 +14701,7 @@
                 <w:szCs w:val="22"/>
                 <w:color w:val="000000"/>
               </w:rPr>
-              <w:t xml:space="preserve">13.99</w:t>
+              <w:t xml:space="preserve">43.97</w:t>
             </w:r>
           </w:p>
         </w:tc>
@@ -14927,7 +14927,7 @@
                 <w:szCs w:val="22"/>
                 <w:color w:val="000000"/>
               </w:rPr>
-              <w:t xml:space="preserve">1.25</w:t>
+              <w:t xml:space="preserve">2.21</w:t>
             </w:r>
           </w:p>
         </w:tc>
@@ -15153,7 +15153,7 @@
                 <w:szCs w:val="22"/>
                 <w:color w:val="000000"/>
               </w:rPr>
-              <w:t xml:space="preserve">51.99</w:t>
+              <w:t xml:space="preserve">66.25</w:t>
             </w:r>
           </w:p>
         </w:tc>
@@ -15379,7 +15379,7 @@
                 <w:szCs w:val="22"/>
                 <w:color w:val="000000"/>
               </w:rPr>
-              <w:t xml:space="preserve">0.67</w:t>
+              <w:t xml:space="preserve">4.23</w:t>
             </w:r>
           </w:p>
         </w:tc>
@@ -15605,7 +15605,7 @@
                 <w:szCs w:val="22"/>
                 <w:color w:val="000000"/>
               </w:rPr>
-              <w:t xml:space="preserve">13.09</w:t>
+              <w:t xml:space="preserve">26.00</w:t>
             </w:r>
           </w:p>
         </w:tc>
@@ -15831,7 +15831,7 @@
                 <w:szCs w:val="22"/>
                 <w:color w:val="000000"/>
               </w:rPr>
-              <w:t xml:space="preserve">7.18</w:t>
+              <w:t xml:space="preserve">7.77</w:t>
             </w:r>
           </w:p>
         </w:tc>
@@ -16057,7 +16057,7 @@
                 <w:szCs w:val="22"/>
                 <w:color w:val="000000"/>
               </w:rPr>
-              <w:t xml:space="preserve">5.38</w:t>
+              <w:t xml:space="preserve">6.71</w:t>
             </w:r>
           </w:p>
         </w:tc>
@@ -16283,7 +16283,7 @@
                 <w:szCs w:val="22"/>
                 <w:color w:val="000000"/>
               </w:rPr>
-              <w:t xml:space="preserve">7.89</w:t>
+              <w:t xml:space="preserve">11.83</w:t>
             </w:r>
           </w:p>
         </w:tc>
@@ -16509,7 +16509,7 @@
                 <w:szCs w:val="22"/>
                 <w:color w:val="000000"/>
               </w:rPr>
-              <w:t xml:space="preserve">-0.01</w:t>
+              <w:t xml:space="preserve">1.43</w:t>
             </w:r>
           </w:p>
         </w:tc>
